--- a/reports/word_documents/Team_108_MAB.docx
+++ b/reports/word_documents/Team_108_MAB.docx
@@ -42,7 +42,13 @@
         </w:numPr>
       </w:pPr>
       <w:r>
-        <w:t>ARTHIKA G.</w:t>
+        <w:t>2025ab05</w:t>
+      </w:r>
+      <w:r>
+        <w:t xml:space="preserve">180 - </w:t>
+      </w:r>
+      <w:r>
+        <w:t>ARTHIKA G</w:t>
       </w:r>
     </w:p>
     <w:p>
@@ -54,7 +60,13 @@
         </w:numPr>
       </w:pPr>
       <w:r>
-        <w:t>SRINEVEDA R S.</w:t>
+        <w:t>2025ab05206</w:t>
+      </w:r>
+      <w:r>
+        <w:t xml:space="preserve"> - </w:t>
+      </w:r>
+      <w:r>
+        <w:t>SRINEVEDA R S</w:t>
       </w:r>
     </w:p>
     <w:p>
@@ -66,7 +78,13 @@
         </w:numPr>
       </w:pPr>
       <w:r>
-        <w:t>ASWATHY H.</w:t>
+        <w:t>2025ab05203</w:t>
+      </w:r>
+      <w:r>
+        <w:t xml:space="preserve"> - </w:t>
+      </w:r>
+      <w:r>
+        <w:t>ASWATHY H</w:t>
       </w:r>
     </w:p>
     <w:p>
@@ -78,6 +96,12 @@
         </w:numPr>
       </w:pPr>
       <w:r>
+        <w:t>2025aa05041</w:t>
+      </w:r>
+      <w:r>
+        <w:t xml:space="preserve"> - </w:t>
+      </w:r>
+      <w:r>
         <w:t>AMIYA PALAI</w:t>
       </w:r>
     </w:p>
@@ -89,6 +113,12 @@
           <w:numId w:val="2"/>
         </w:numPr>
       </w:pPr>
+      <w:r>
+        <w:t>2025ab05229</w:t>
+      </w:r>
+      <w:r>
+        <w:t xml:space="preserve"> - </w:t>
+      </w:r>
       <w:r>
         <w:t>KUTAREKAR NISHCHAL AJAY</w:t>
       </w:r>
@@ -2558,6 +2588,9 @@
         <w:pStyle w:val="BodyText"/>
       </w:pPr>
       <w:r>
+        <w:rPr>
+          <w:noProof/>
+        </w:rPr>
         <w:drawing>
           <wp:inline distT="0" distB="0" distL="0" distR="0" wp14:anchorId="67BDD0A5" wp14:editId="0C2E3D20">
             <wp:extent cx="6858000" cy="3857625"/>
@@ -2675,6 +2708,7 @@
           <w:rFonts w:asciiTheme="minorHAnsi" w:eastAsiaTheme="minorHAnsi" w:hAnsiTheme="minorHAnsi" w:cstheme="minorBidi"/>
           <w:b w:val="0"/>
           <w:bCs w:val="0"/>
+          <w:noProof/>
           <w:color w:val="auto"/>
           <w:sz w:val="24"/>
           <w:szCs w:val="24"/>
